--- a/document_templates/russian_library/Исковые_заявления/Процессуальные_документы/шаблон_Исковое_заявление_к_законному_представителю.docx
+++ b/document_templates/russian_library/Исковые_заявления/Процессуальные_документы/шаблон_Исковое_заявление_к_законному_представителю.docx
@@ -51,15 +51,14 @@
           <w:lang w:val="en-US"/>
         </w:rPr>
       </w:pPr>
-      <w:proofErr w:type="gramStart"/>
-      <w:r>
-        <w:rPr>
-          <w:rFonts w:ascii="Times New Roman" w:hAnsi="Times New Roman" w:cs="Times New Roman"/>
-          <w:sz w:val="24"/>
-          <w:szCs w:val="24"/>
-          <w:lang w:val="en-US"/>
-        </w:rPr>
-        <w:t>{{ court_w_t_w_r_w_prooferr_w_type_gramend_w_r_w_rpr_w_rfonts_w_ascii_times_new_roman_w_hansi_times_new_roman_w_cs_times_new_roman_w_sz_w_val_24_w_szcs_w_val_24_w_lang_w_val_en_us_w_rpr_w_t_xml_space_preserve_address }}</w:t>
+      <w:r>
+        <w:rPr>
+          <w:rFonts w:ascii="Times New Roman" w:hAnsi="Times New Roman" w:cs="Times New Roman"/>
+          <w:sz w:val="24"/>
+          <w:szCs w:val="24"/>
+          <w:lang w:val="en-US"/>
+        </w:rPr>
+        <w:t>{{ court_address }}</w:t>
       </w:r>
     </w:p>
     <w:p>
@@ -94,7 +93,7 @@
           <w:sz w:val="24"/>
           <w:szCs w:val="24"/>
         </w:rPr>
-        <w:t xml:space="preserve">{{ w_t_w_r_w_r_w_rsidr_00683f16_w_rpr_w_rfonts_w_ascii_times_new_roman_w_hansi_times_new_roman_w_cs_times_new_roman_w_sz_w_val_24_w_szcs_w_val_24_w_lang_w_val_en_us_w_rpr_w_t_plaintiff_w_t_w_r_w_r_w_rsidr_00683f16_w_rsidrpr_00683f16_w_rpr_w_rfonts_w_ascii_times_new_roman_w_hansi_times_new_roman_w_cs_times_new_roman_w_sz_w_val_24_w_szcs_w_val_24_w_rpr_w_t_xml_space_preserve }}</w:t>
+        <w:t xml:space="preserve">{{ plaintiff }}</w:t>
       </w:r>
     </w:p>
     <w:p>
@@ -145,7 +144,7 @@
           <w:sz w:val="24"/>
           <w:szCs w:val="24"/>
         </w:rPr>
-        <w:t xml:space="preserve">{{ w_t_w_r_w_r_w_rsidr_00683f16_w_rpr_w_rfonts_w_ascii_times_new_roman_w_hansi_times_new_roman_w_cs_times_new_roman_w_sz_w_val_24_w_szcs_w_val_24_w_lang_w_val_en_us_w_rpr_w_t_plaintiff_w_t_w_r_w_r_w_rsidr_00683f16_w_rsidrpr_00683f16_w_rpr_w_rfonts_w_ascii_times_new_roman_w_hansi_times_new_roman_w_cs_times_new_roman_w_sz_w_val_24_w_szcs_w_val_24_w_rpr_w_t_xml_space_preserve_w_t_w_r_w_r_w_rsidr_00683f16_w_rpr_w_rfonts_w_ascii_times_new_roman_w_hansi_times_new_roman_w_cs_times_new_roman_w_sz_w_val_24_w_szcs_w_val_24_w_lang_w_val_en_us_w_rpr_w_t_representative_w_t_w_r_w_r_w_rsidr_00683f16_w_rsidrpr_00683f16_w_rpr_w_rfonts_w_ascii_times_new_roman_w_hansi_times_new_roman_w_cs_times_new_roman_w_sz_w_val_24_w_szcs_w_val_24_w_rpr_w_t_xml_space_preserve }}</w:t>
+        <w:t xml:space="preserve">{{ plaintiff_representative }}</w:t>
       </w:r>
     </w:p>
     <w:p>
@@ -172,7 +171,7 @@
           <w:sz w:val="24"/>
           <w:szCs w:val="24"/>
         </w:rPr>
-        <w:t xml:space="preserve">{{ w_t_w_r_w_r_w_rsidr_00683f16_w_rpr_w_rfonts_w_ascii_times_new_roman_w_hansi_times_new_roman_w_cs_times_new_roman_w_sz_w_val_24_w_szcs_w_val_24_w_lang_w_val_en_us_w_rpr_w_t_defendant_w_t_w_r_w_r_w_rsidr_00683f16_w_rsidrpr_00683f16_w_rpr_w_rfonts_w_ascii_times_new_roman_w_hansi_times_new_roman_w_cs_times_new_roman_w_sz_w_val_24_w_szcs_w_val_24_w_rpr_w_t_xml_space_preserve }}</w:t>
+        <w:t xml:space="preserve">{{ defendant }}</w:t>
       </w:r>
     </w:p>
     <w:p>
@@ -317,7 +316,7 @@
           <w:sz w:val="24"/>
           <w:szCs w:val="24"/>
         </w:rPr>
-        <w:t xml:space="preserve">{{ w_t_w_r_w_r_w_rsidr_00683f16_w_rpr_w_rfonts_w_ascii_times_new_roman_w_hansi_times_new_roman_w_cs_times_new_roman_w_sz_w_val_24_w_szcs_w_val_24_w_lang_w_val_en_us_w_rpr_w_t_plaintiff_w_t_w_r_w_r_w_rsidr_00683f16_w_rsidrpr_00683f16_w_rpr_w_rfonts_w_ascii_times_new_roman_w_hansi_times_new_roman_w_cs_times_new_roman_w_sz_w_val_24_w_szcs_w_val_24_w_rpr_w_t_xml_space_preserve }}</w:t>
+        <w:t xml:space="preserve">{{ plaintiff }}</w:t>
       </w:r>
       <w:r>
         <w:rPr>
@@ -333,7 +332,7 @@
           <w:sz w:val="24"/>
           <w:szCs w:val="24"/>
         </w:rPr>
-        <w:t xml:space="preserve">{{ w_t_w_r_w_r_w_rsidr_00683f16_w_rpr_w_rfonts_w_ascii_times_new_roman_w_hansi_times_new_roman_w_cs_times_new_roman_w_sz_w_val_24_w_szcs_w_val_24_w_lang_w_val_en_us_w_rpr_w_t_legal_w_t_w_r_w_r_w_rsidr_00683f16_w_rsidrpr_00683f16_w_rpr_w_rfonts_w_ascii_times_new_roman_w_hansi_times_new_roman_w_cs_times_new_roman_w_sz_w_val_24_w_szcs_w_val_24_w_rpr_w_t_xml_space_preserve_w_t_w_r_w_r_w_rsidr_00683f16_w_rpr_w_rfonts_w_ascii_times_new_roman_w_hansi_times_new_roman_w_cs_times_new_roman_w_sz_w_val_24_w_szcs_w_val_24_w_lang_w_val_en_us_w_rpr_w_t_representative_w_t_w_r_w_r_w_rsidr_00683f16_w_rsidrpr_00683f16_w_rpr_w_rfonts_w_ascii_times_new_roman_w_hansi_times_new_roman_w_cs_times_new_roman_w_sz_w_val_24_w_szcs_w_val_24_w_rpr_w_t_xml_space_preserve_w_t_w_r_w_r_w_rsidr_00683f16_w_rpr_w_rfonts_w_ascii_times_new_roman_w_hansi_times_new_roman_w_cs_times_new_roman_w_sz_w_val_24_w_szcs_w_val_24_w_lang_w_val_en_us_w_rpr_w_t_text_w_t_w_r_w_r_w_rsidr_00683f16_w_rsidrpr_00683f16_w_rpr_w_rfonts_w_ascii_times_new_roman_w_hansi_times_new_roman_w_cs_times_new_roman_w_sz_w_val_24_w_szcs_w_val_24_w_rpr_w_t_xml_space_preserve }}</w:t>
+        <w:t xml:space="preserve">{{ legal_representative_text }}</w:t>
       </w:r>
       <w:r>
         <w:rPr>
@@ -349,7 +348,7 @@
           <w:sz w:val="24"/>
           <w:szCs w:val="24"/>
         </w:rPr>
-        <w:t xml:space="preserve">{{ w_t_w_r_w_r_w_rsidr_00683f16_w_rpr_w_rfonts_w_ascii_times_new_roman_w_hansi_times_new_roman_w_cs_times_new_roman_w_sz_w_val_24_w_szcs_w_val_24_w_lang_w_val_en_us_w_rpr_w_t_contract_w_t_w_r_w_r_w_rsidr_00683f16_w_rsidrpr_00683f16_w_rpr_w_rfonts_w_ascii_times_new_roman_w_hansi_times_new_roman_w_cs_times_new_roman_w_sz_w_val_24_w_szcs_w_val_24_w_rpr_w_t_xml_space_preserve_w_t_w_r_w_r_w_rsidr_00683f16_w_rpr_w_rfonts_w_ascii_times_new_roman_w_hansi_times_new_roman_w_cs_times_new_roman_w_sz_w_val_24_w_szcs_w_val_24_w_lang_w_val_en_us_w_rpr_w_t_type_w_t_w_r_w_r_w_rsidr_00683f16_w_rsidrpr_00683f16_w_rpr_w_rfonts_w_ascii_times_new_roman_w_hansi_times_new_roman_w_cs_times_new_roman_w_sz_w_val_24_w_szcs_w_val_24_w_rpr_w_t_xml_space_preserve }}</w:t>
+        <w:t xml:space="preserve">{{ contract_type }}</w:t>
       </w:r>
       <w:r>
         <w:rPr>
@@ -365,7 +364,7 @@
           <w:sz w:val="24"/>
           <w:szCs w:val="24"/>
         </w:rPr>
-        <w:t xml:space="preserve">{{ w_t_w_r_w_r_w_rsidr_00683f16_w_rpr_w_rfonts_w_ascii_times_new_roman_w_hansi_times_new_roman_w_cs_times_new_roman_w_sz_w_val_24_w_szcs_w_val_24_w_lang_w_val_en_us_w_rpr_w_t_contract_w_t_w_r_w_r_w_rsidr_00683f16_w_rsidrpr_00683f16_w_rpr_w_rfonts_w_ascii_times_new_roman_w_hansi_times_new_roman_w_cs_times_new_roman_w_sz_w_val_24_w_szcs_w_val_24_w_rpr_w_t_xml_space_preserve_w_t_w_r_w_r_w_rsidr_00683f16_w_rpr_w_rfonts_w_ascii_times_new_roman_w_hansi_times_new_roman_w_cs_times_new_roman_w_sz_w_val_24_w_szcs_w_val_24_w_lang_w_val_en_us_w_rpr_w_t_number_w_t_w_r_w_r_w_rsidr_00683f16_w_rsidrpr_00683f16_w_rpr_w_rfonts_w_ascii_times_new_roman_w_hansi_times_new_roman_w_cs_times_new_roman_w_sz_w_val_24_w_szcs_w_val_24_w_rpr_w_t_xml_space_preserve }}</w:t>
+        <w:t xml:space="preserve">{{ contract_number }}</w:t>
       </w:r>
       <w:r>
         <w:rPr>
@@ -381,7 +380,7 @@
           <w:sz w:val="24"/>
           <w:szCs w:val="24"/>
         </w:rPr>
-        <w:t xml:space="preserve">{{ w_t_w_r_w_r_w_rsidr_00683f16_w_rpr_w_rfonts_w_ascii_times_new_roman_w_hansi_times_new_roman_w_cs_times_new_roman_w_sz_w_val_24_w_szcs_w_val_24_w_lang_w_val_en_us_w_rpr_w_t_contract_w_t_w_r_w_r_w_rsidr_00683f16_w_rsidrpr_00683f16_w_rpr_w_rfonts_w_ascii_times_new_roman_w_hansi_times_new_roman_w_cs_times_new_roman_w_sz_w_val_24_w_szcs_w_val_24_w_rpr_w_t_xml_space_preserve_w_t_w_r_w_r_w_rsidr_00683f16_w_rpr_w_rfonts_w_ascii_times_new_roman_w_hansi_times_new_roman_w_cs_times_new_roman_w_sz_w_val_24_w_szcs_w_val_24_w_lang_w_val_en_us_w_rpr_w_t_date_w_t_w_r_w_r_w_rsidr_00683f16_w_rsidrpr_00683f16_w_rpr_w_rfonts_w_ascii_times_new_roman_w_hansi_times_new_roman_w_cs_times_new_roman_w_sz_w_val_24_w_szcs_w_val_24_w_rpr_w_t_xml_space_preserve }}</w:t>
+        <w:t xml:space="preserve">{{ contract_date }}</w:t>
       </w:r>
       <w:r>
         <w:rPr>
@@ -397,7 +396,7 @@
           <w:sz w:val="24"/>
           <w:szCs w:val="24"/>
         </w:rPr>
-        <w:t xml:space="preserve">{{ w_t_w_r_w_r_w_rsidr_00683f16_w_rpr_w_rfonts_w_ascii_times_new_roman_w_hansi_times_new_roman_w_cs_times_new_roman_w_sz_w_val_24_w_szcs_w_val_24_w_lang_w_val_en_us_w_rpr_w_t_plaintiff_w_t_w_r_w_r_w_rsidr_00683f16_w_rsidrpr_00683f16_w_rpr_w_rfonts_w_ascii_times_new_roman_w_hansi_times_new_roman_w_cs_times_new_roman_w_sz_w_val_24_w_szcs_w_val_24_w_rpr_w_t_xml_space_preserve_w_t_w_r_w_r_w_rsidr_00683f16_w_rpr_w_rfonts_w_ascii_times_new_roman_w_hansi_times_new_roman_w_cs_times_new_roman_w_sz_w_val_24_w_szcs_w_val_24_w_lang_w_val_en_us_w_rpr_w_t_role_w_t_w_r_w_r_w_rsidr_00683f16_w_rsidrpr_00683f16_w_rpr_w_rfonts_w_ascii_times_new_roman_w_hansi_times_new_roman_w_cs_times_new_roman_w_sz_w_val_24_w_szcs_w_val_24_w_rpr_w_t_xml_space_preserve }}</w:t>
+        <w:t xml:space="preserve">{{ plaintiff_role }}</w:t>
       </w:r>
       <w:r>
         <w:rPr>
@@ -413,7 +412,7 @@
           <w:sz w:val="24"/>
           <w:szCs w:val="24"/>
         </w:rPr>
-        <w:t xml:space="preserve">{{ w_t_w_r_w_r_w_rsidr_00683f16_w_rpr_w_rfonts_w_ascii_times_new_roman_w_hansi_times_new_roman_w_cs_times_new_roman_w_sz_w_val_24_w_szcs_w_val_24_w_lang_w_val_en_us_w_rpr_w_t_defendant_w_t_w_r_w_r_w_rsidr_00683f16_w_rsidrpr_00683f16_w_rpr_w_rfonts_w_ascii_times_new_roman_w_hansi_times_new_roman_w_cs_times_new_roman_w_sz_w_val_24_w_szcs_w_val_24_w_rpr_w_t_xml_space_preserve_w_t_w_r_w_r_w_rsidr_00683f16_w_rpr_w_rfonts_w_ascii_times_new_roman_w_hansi_times_new_roman_w_cs_times_new_roman_w_sz_w_val_24_w_szcs_w_val_24_w_lang_w_val_en_us_w_rpr_w_t_role_w_t_w_r_w_r_w_rsidr_00683f16_w_rsidrpr_00683f16_w_rpr_w_rfonts_w_ascii_times_new_roman_w_hansi_times_new_roman_w_cs_times_new_roman_w_sz_w_val_24_w_szcs_w_val_24_w_rpr_w_t_xml_space_preserve }}</w:t>
+        <w:t xml:space="preserve">{{ defendant_role }}</w:t>
       </w:r>
       <w:r>
         <w:rPr>
@@ -429,7 +428,7 @@
           <w:sz w:val="24"/>
           <w:szCs w:val="24"/>
         </w:rPr>
-        <w:t xml:space="preserve">{{ w_t_w_r_w_r_w_rsidr_00683f16_w_rpr_w_rfonts_w_ascii_times_new_roman_w_hansi_times_new_roman_w_cs_times_new_roman_w_sz_w_val_24_w_szcs_w_val_24_w_lang_w_val_en_us_w_rpr_w_t_plaintiff_w_t_w_r_w_r_w_rsidr_00683f16_w_rsidrpr_00683f16_w_rpr_w_rfonts_w_ascii_times_new_roman_w_hansi_times_new_roman_w_cs_times_new_roman_w_sz_w_val_24_w_szcs_w_val_24_w_rpr_w_t_xml_space_preserve_w_t_w_r_w_r_w_rsidr_00683f16_w_rpr_w_rfonts_w_ascii_times_new_roman_w_hansi_times_new_roman_w_cs_times_new_roman_w_sz_w_val_24_w_szcs_w_val_24_w_lang_w_val_en_us_w_rpr_w_t_obligations_w_t_w_r_w_r_w_rsidr_00683f16_w_rsidrpr_00683f16_w_rpr_w_rfonts_w_ascii_times_new_roman_w_hansi_times_new_roman_w_cs_times_new_roman_w_sz_w_val_24_w_szcs_w_val_24_w_rpr_w_t_xml_space_preserve }},</w:t>
+        <w:t xml:space="preserve">{{ plaintiff_obligations }},</w:t>
       </w:r>
       <w:r>
         <w:rPr>
@@ -445,7 +444,7 @@
           <w:sz w:val="24"/>
           <w:szCs w:val="24"/>
         </w:rPr>
-        <w:t xml:space="preserve">{{ w_t_w_r_w_r_w_rsidr_00683f16_w_rpr_w_rfonts_w_ascii_times_new_roman_w_hansi_times_new_roman_w_cs_times_new_roman_w_sz_w_val_24_w_szcs_w_val_24_w_lang_w_val_en_us_w_rpr_w_t_defendant_w_t_w_r_w_r_w_rsidr_00683f16_w_rsidrpr_00683f16_w_rpr_w_rfonts_w_ascii_times_new_roman_w_hansi_times_new_roman_w_cs_times_new_roman_w_sz_w_val_24_w_szcs_w_val_24_w_rpr_w_t_xml_space_preserve_w_t_w_r_w_r_w_rsidr_00683f16_w_rpr_w_rfonts_w_ascii_times_new_roman_w_hansi_times_new_roman_w_cs_times_new_roman_w_sz_w_val_24_w_szcs_w_val_24_w_lang_w_val_en_us_w_rpr_w_t_obligations_w_t_w_r_w_r_w_rsidr_00683f16_w_rsidrpr_00683f16_w_rpr_w_rfonts_w_ascii_times_new_roman_w_hansi_times_new_roman_w_cs_times_new_roman_w_sz_w_val_24_w_szcs_w_val_24_w_rpr_w_t_xml_space_preserve }}</w:t>
+        <w:t xml:space="preserve">{{ defendant_obligations }}</w:t>
       </w:r>
       <w:r>
         <w:rPr>
@@ -469,7 +468,7 @@
           <w:sz w:val="24"/>
           <w:szCs w:val="24"/>
         </w:rPr>
-        <w:t xml:space="preserve">{{ w_t_w_r_w_r_w_rsidr_00683f16_w_rpr_w_rfonts_w_ascii_times_new_roman_w_hansi_times_new_roman_w_cs_times_new_roman_w_sz_w_val_24_w_szcs_w_val_24_w_lang_w_val_en_us_w_rpr_w_t_total_w_t_w_r_w_r_w_rsidr_00683f16_w_rsidrpr_00683f16_w_rpr_w_rfonts_w_ascii_times_new_roman_w_hansi_times_new_roman_w_cs_times_new_roman_w_sz_w_val_24_w_szcs_w_val_24_w_rpr_w_t_xml_space_preserve_w_t_w_r_w_r_w_rsidr_00683f16_w_rpr_w_rfonts_w_ascii_times_new_roman_w_hansi_times_new_roman_w_cs_times_new_roman_w_sz_w_val_24_w_szcs_w_val_24_w_lang_w_val_en_us_w_rpr_w_t_price_w_t_w_r_w_r_w_rsidr_00683f16_w_rsidrpr_00683f16_w_rpr_w_rfonts_w_ascii_times_new_roman_w_hansi_times_new_roman_w_cs_times_new_roman_w_sz_w_val_24_w_szcs_w_val_24_w_rpr_w_t_xml_space_preserve }}</w:t>
+        <w:t xml:space="preserve">{{ total_price }}</w:t>
       </w:r>
       <w:r>
         <w:rPr>
@@ -490,15 +489,14 @@
           <w:lang w:val="en-US"/>
         </w:rPr>
       </w:pPr>
-      <w:proofErr w:type="gramStart"/>
-      <w:r>
-        <w:rPr>
-          <w:rFonts w:ascii="Times New Roman" w:hAnsi="Times New Roman" w:cs="Times New Roman"/>
-          <w:sz w:val="24"/>
-          <w:szCs w:val="24"/>
-          <w:lang w:val="en-US"/>
-        </w:rPr>
-        <w:t>{{ case_w_t_w_r_w_prooferr_w_type_gramend_w_r_w_rpr_w_rfonts_w_ascii_times_new_roman_w_hansi_times_new_roman_w_cs_times_new_roman_w_sz_w_val_24_w_szcs_w_val_24_w_lang_w_val_en_us_w_rpr_w_t_xml_space_preserve_details }}</w:t>
+      <w:r>
+        <w:rPr>
+          <w:rFonts w:ascii="Times New Roman" w:hAnsi="Times New Roman" w:cs="Times New Roman"/>
+          <w:sz w:val="24"/>
+          <w:szCs w:val="24"/>
+          <w:lang w:val="en-US"/>
+        </w:rPr>
+        <w:t>{{ case_details }}</w:t>
       </w:r>
     </w:p>
     <w:p>
@@ -547,15 +545,14 @@
           <w:lang w:val="en-US"/>
         </w:rPr>
       </w:pPr>
-      <w:proofErr w:type="gramStart"/>
-      <w:r>
-        <w:rPr>
-          <w:rFonts w:ascii="Times New Roman" w:hAnsi="Times New Roman" w:cs="Times New Roman"/>
-          <w:sz w:val="24"/>
-          <w:szCs w:val="24"/>
-          <w:lang w:val="en-US"/>
-        </w:rPr>
-        <w:t>{{ claims_w_t_w_r_w_prooferr_w_type_gramend_w_r_w_rpr_w_rfonts_w_ascii_times_new_roman_w_hansi_times_new_roman_w_cs_times_new_roman_w_sz_w_val_24_w_szcs_w_val_24_w_lang_w_val_en_us_w_rpr_w_t_xml_space_preserve_list }}</w:t>
+      <w:r>
+        <w:rPr>
+          <w:rFonts w:ascii="Times New Roman" w:hAnsi="Times New Roman" w:cs="Times New Roman"/>
+          <w:sz w:val="24"/>
+          <w:szCs w:val="24"/>
+          <w:lang w:val="en-US"/>
+        </w:rPr>
+        <w:t>{{ claims_list }}</w:t>
       </w:r>
     </w:p>
     <w:p>
